--- a/БСТ2252_БалашовРА_ПИС_ЛР3.docx
+++ b/БСТ2252_БалашовРА_ПИС_ЛР3.docx
@@ -295,6 +295,7 @@
         </w:rPr>
         <w:t xml:space="preserve">Создание первой модели данных и ее регистрация в административном приложении </w:t>
       </w:r>
+      <w:proofErr w:type="spellStart"/>
       <w:r>
         <w:rPr>
           <w:rStyle w:val="a3"/>
@@ -304,6 +305,7 @@
         </w:rPr>
         <w:t>django</w:t>
       </w:r>
+      <w:proofErr w:type="spellEnd"/>
       <w:r>
         <w:rPr>
           <w:b/>
@@ -639,6 +641,14 @@
           <w:szCs w:val="24"/>
           <w:u w:val="single"/>
         </w:rPr>
+        <w:t>Сергеев А.Е.</w:t>
+      </w:r>
+      <w:r>
+        <w:rPr>
+          <w:sz w:val="24"/>
+          <w:szCs w:val="24"/>
+          <w:u w:val="single"/>
+        </w:rPr>
         <w:tab/>
       </w:r>
     </w:p>
@@ -706,6 +716,8 @@
     </w:p>
     <w:p>
       <w:pPr>
+        <w:spacing w:line="360" w:lineRule="auto"/>
+        <w:jc w:val="both"/>
         <w:rPr>
           <w:b/>
           <w:bCs/>
@@ -721,26 +733,620 @@
           <w:szCs w:val="28"/>
         </w:rPr>
         <w:lastRenderedPageBreak/>
-        <w:t>Создание первой модели данных и её регистрация в</w:t>
-      </w:r>
-      <w:r>
-        <w:rPr>
-          <w:b/>
-          <w:bCs/>
-          <w:sz w:val="28"/>
-          <w:szCs w:val="28"/>
-        </w:rPr>
-        <w:t xml:space="preserve"> </w:t>
-      </w:r>
-      <w:r>
-        <w:rPr>
-          <w:b/>
-          <w:bCs/>
-          <w:sz w:val="28"/>
-          <w:szCs w:val="28"/>
-        </w:rPr>
-        <w:t>административном приложении django</w:t>
-      </w:r>
+        <w:t>Цель работы:</w:t>
+      </w:r>
+    </w:p>
+    <w:p>
+      <w:pPr>
+        <w:spacing w:line="360" w:lineRule="auto"/>
+        <w:jc w:val="both"/>
+        <w:rPr>
+          <w:iCs/>
+          <w:sz w:val="28"/>
+          <w:szCs w:val="28"/>
+        </w:rPr>
+      </w:pPr>
+      <w:r>
+        <w:rPr>
+          <w:iCs/>
+          <w:sz w:val="28"/>
+          <w:szCs w:val="28"/>
+        </w:rPr>
+        <w:t xml:space="preserve">Изучить процесс создания первой модели данных в </w:t>
+      </w:r>
+      <w:proofErr w:type="spellStart"/>
+      <w:r>
+        <w:rPr>
+          <w:iCs/>
+          <w:sz w:val="28"/>
+          <w:szCs w:val="28"/>
+        </w:rPr>
+        <w:t>Django</w:t>
+      </w:r>
+      <w:proofErr w:type="spellEnd"/>
+      <w:r>
+        <w:rPr>
+          <w:iCs/>
+          <w:sz w:val="28"/>
+          <w:szCs w:val="28"/>
+        </w:rPr>
+        <w:t xml:space="preserve">, освоить её регистрацию в административном интерфейсе, научиться создавать записи в базе данных и выводить все экземпляры модели на </w:t>
+      </w:r>
+      <w:proofErr w:type="spellStart"/>
+      <w:r>
+        <w:rPr>
+          <w:iCs/>
+          <w:sz w:val="28"/>
+          <w:szCs w:val="28"/>
+        </w:rPr>
+        <w:t>web</w:t>
+      </w:r>
+      <w:proofErr w:type="spellEnd"/>
+      <w:r>
+        <w:rPr>
+          <w:iCs/>
+          <w:sz w:val="28"/>
+          <w:szCs w:val="28"/>
+        </w:rPr>
+        <w:t>-страницу с помощью шаблона.</w:t>
+      </w:r>
+    </w:p>
+    <w:p>
+      <w:pPr>
+        <w:spacing w:line="360" w:lineRule="auto"/>
+        <w:jc w:val="both"/>
+        <w:rPr>
+          <w:b/>
+          <w:bCs/>
+          <w:iCs/>
+          <w:sz w:val="28"/>
+          <w:szCs w:val="28"/>
+        </w:rPr>
+      </w:pPr>
+    </w:p>
+    <w:p>
+      <w:pPr>
+        <w:spacing w:line="360" w:lineRule="auto"/>
+        <w:jc w:val="both"/>
+        <w:rPr>
+          <w:b/>
+          <w:bCs/>
+          <w:iCs/>
+          <w:sz w:val="28"/>
+          <w:szCs w:val="28"/>
+        </w:rPr>
+      </w:pPr>
+      <w:r>
+        <w:rPr>
+          <w:b/>
+          <w:bCs/>
+          <w:iCs/>
+          <w:sz w:val="28"/>
+          <w:szCs w:val="28"/>
+        </w:rPr>
+        <w:t>Задачи:</w:t>
+      </w:r>
+    </w:p>
+    <w:p>
+      <w:pPr>
+        <w:pStyle w:val="a6"/>
+        <w:numPr>
+          <w:ilvl w:val="0"/>
+          <w:numId w:val="3"/>
+        </w:numPr>
+        <w:spacing w:line="360" w:lineRule="auto"/>
+        <w:jc w:val="both"/>
+        <w:rPr>
+          <w:iCs/>
+          <w:sz w:val="28"/>
+          <w:szCs w:val="28"/>
+        </w:rPr>
+      </w:pPr>
+      <w:r>
+        <w:rPr>
+          <w:iCs/>
+          <w:sz w:val="28"/>
+          <w:szCs w:val="28"/>
+        </w:rPr>
+        <w:t xml:space="preserve">создать в папке lab3 проект </w:t>
+      </w:r>
+      <w:proofErr w:type="spellStart"/>
+      <w:r>
+        <w:rPr>
+          <w:iCs/>
+          <w:sz w:val="28"/>
+          <w:szCs w:val="28"/>
+        </w:rPr>
+        <w:t>blog</w:t>
+      </w:r>
+      <w:proofErr w:type="spellEnd"/>
+      <w:r>
+        <w:rPr>
+          <w:iCs/>
+          <w:sz w:val="28"/>
+          <w:szCs w:val="28"/>
+        </w:rPr>
+        <w:t>;</w:t>
+      </w:r>
+    </w:p>
+    <w:p>
+      <w:pPr>
+        <w:pStyle w:val="a6"/>
+        <w:numPr>
+          <w:ilvl w:val="0"/>
+          <w:numId w:val="3"/>
+        </w:numPr>
+        <w:spacing w:line="360" w:lineRule="auto"/>
+        <w:jc w:val="both"/>
+        <w:rPr>
+          <w:iCs/>
+          <w:sz w:val="28"/>
+          <w:szCs w:val="28"/>
+        </w:rPr>
+      </w:pPr>
+      <w:r>
+        <w:rPr>
+          <w:iCs/>
+          <w:sz w:val="28"/>
+          <w:szCs w:val="28"/>
+        </w:rPr>
+        <w:t xml:space="preserve">создать приложение </w:t>
+      </w:r>
+      <w:proofErr w:type="spellStart"/>
+      <w:r>
+        <w:rPr>
+          <w:iCs/>
+          <w:sz w:val="28"/>
+          <w:szCs w:val="28"/>
+        </w:rPr>
+        <w:t>articles</w:t>
+      </w:r>
+      <w:proofErr w:type="spellEnd"/>
+      <w:r>
+        <w:rPr>
+          <w:iCs/>
+          <w:sz w:val="28"/>
+          <w:szCs w:val="28"/>
+        </w:rPr>
+        <w:t>;</w:t>
+      </w:r>
+    </w:p>
+    <w:p>
+      <w:pPr>
+        <w:pStyle w:val="a6"/>
+        <w:numPr>
+          <w:ilvl w:val="0"/>
+          <w:numId w:val="3"/>
+        </w:numPr>
+        <w:spacing w:line="360" w:lineRule="auto"/>
+        <w:jc w:val="both"/>
+        <w:rPr>
+          <w:iCs/>
+          <w:sz w:val="28"/>
+          <w:szCs w:val="28"/>
+        </w:rPr>
+      </w:pPr>
+      <w:r>
+        <w:rPr>
+          <w:iCs/>
+          <w:sz w:val="28"/>
+          <w:szCs w:val="28"/>
+        </w:rPr>
+        <w:t>выполнить базовую настройку проекта;</w:t>
+      </w:r>
+    </w:p>
+    <w:p>
+      <w:pPr>
+        <w:pStyle w:val="a6"/>
+        <w:numPr>
+          <w:ilvl w:val="0"/>
+          <w:numId w:val="3"/>
+        </w:numPr>
+        <w:spacing w:line="360" w:lineRule="auto"/>
+        <w:jc w:val="both"/>
+        <w:rPr>
+          <w:iCs/>
+          <w:sz w:val="28"/>
+          <w:szCs w:val="28"/>
+        </w:rPr>
+      </w:pPr>
+      <w:r>
+        <w:rPr>
+          <w:iCs/>
+          <w:sz w:val="28"/>
+          <w:szCs w:val="28"/>
+        </w:rPr>
+        <w:t xml:space="preserve">создать модель </w:t>
+      </w:r>
+      <w:proofErr w:type="spellStart"/>
+      <w:r>
+        <w:rPr>
+          <w:iCs/>
+          <w:sz w:val="28"/>
+          <w:szCs w:val="28"/>
+        </w:rPr>
+        <w:t>Article</w:t>
+      </w:r>
+      <w:proofErr w:type="spellEnd"/>
+      <w:r>
+        <w:rPr>
+          <w:iCs/>
+          <w:sz w:val="28"/>
+          <w:szCs w:val="28"/>
+        </w:rPr>
+        <w:t xml:space="preserve"> с полями названия, автора, текста и даты создания;</w:t>
+      </w:r>
+    </w:p>
+    <w:p>
+      <w:pPr>
+        <w:pStyle w:val="a6"/>
+        <w:numPr>
+          <w:ilvl w:val="0"/>
+          <w:numId w:val="3"/>
+        </w:numPr>
+        <w:spacing w:line="360" w:lineRule="auto"/>
+        <w:jc w:val="both"/>
+        <w:rPr>
+          <w:iCs/>
+          <w:sz w:val="28"/>
+          <w:szCs w:val="28"/>
+        </w:rPr>
+      </w:pPr>
+      <w:r>
+        <w:rPr>
+          <w:iCs/>
+          <w:sz w:val="28"/>
+          <w:szCs w:val="28"/>
+        </w:rPr>
+        <w:t xml:space="preserve">зарегистрировать модель в административном приложении </w:t>
+      </w:r>
+      <w:proofErr w:type="spellStart"/>
+      <w:r>
+        <w:rPr>
+          <w:iCs/>
+          <w:sz w:val="28"/>
+          <w:szCs w:val="28"/>
+        </w:rPr>
+        <w:t>Django</w:t>
+      </w:r>
+      <w:proofErr w:type="spellEnd"/>
+      <w:r>
+        <w:rPr>
+          <w:iCs/>
+          <w:sz w:val="28"/>
+          <w:szCs w:val="28"/>
+        </w:rPr>
+        <w:t>;</w:t>
+      </w:r>
+    </w:p>
+    <w:p>
+      <w:pPr>
+        <w:pStyle w:val="a6"/>
+        <w:numPr>
+          <w:ilvl w:val="0"/>
+          <w:numId w:val="3"/>
+        </w:numPr>
+        <w:spacing w:line="360" w:lineRule="auto"/>
+        <w:jc w:val="both"/>
+        <w:rPr>
+          <w:iCs/>
+          <w:sz w:val="28"/>
+          <w:szCs w:val="28"/>
+        </w:rPr>
+      </w:pPr>
+      <w:r>
+        <w:rPr>
+          <w:iCs/>
+          <w:sz w:val="28"/>
+          <w:szCs w:val="28"/>
+        </w:rPr>
+        <w:t xml:space="preserve">настроить отображение списка статей в </w:t>
+      </w:r>
+      <w:proofErr w:type="spellStart"/>
+      <w:r>
+        <w:rPr>
+          <w:iCs/>
+          <w:sz w:val="28"/>
+          <w:szCs w:val="28"/>
+        </w:rPr>
+        <w:t>админке</w:t>
+      </w:r>
+      <w:proofErr w:type="spellEnd"/>
+      <w:r>
+        <w:rPr>
+          <w:iCs/>
+          <w:sz w:val="28"/>
+          <w:szCs w:val="28"/>
+        </w:rPr>
+        <w:t>;</w:t>
+      </w:r>
+    </w:p>
+    <w:p>
+      <w:pPr>
+        <w:pStyle w:val="a6"/>
+        <w:numPr>
+          <w:ilvl w:val="0"/>
+          <w:numId w:val="3"/>
+        </w:numPr>
+        <w:spacing w:line="360" w:lineRule="auto"/>
+        <w:jc w:val="both"/>
+        <w:rPr>
+          <w:iCs/>
+          <w:sz w:val="28"/>
+          <w:szCs w:val="28"/>
+        </w:rPr>
+      </w:pPr>
+      <w:r>
+        <w:rPr>
+          <w:iCs/>
+          <w:sz w:val="28"/>
+          <w:szCs w:val="28"/>
+        </w:rPr>
+        <w:t>создать не менее трёх записей через административную панель;</w:t>
+      </w:r>
+    </w:p>
+    <w:p>
+      <w:pPr>
+        <w:pStyle w:val="a6"/>
+        <w:numPr>
+          <w:ilvl w:val="0"/>
+          <w:numId w:val="3"/>
+        </w:numPr>
+        <w:spacing w:line="360" w:lineRule="auto"/>
+        <w:jc w:val="both"/>
+        <w:rPr>
+          <w:iCs/>
+          <w:sz w:val="28"/>
+          <w:szCs w:val="28"/>
+        </w:rPr>
+      </w:pPr>
+      <w:r>
+        <w:rPr>
+          <w:iCs/>
+          <w:sz w:val="28"/>
+          <w:szCs w:val="28"/>
+        </w:rPr>
+        <w:t>создать шаблон archive.html;</w:t>
+      </w:r>
+    </w:p>
+    <w:p>
+      <w:pPr>
+        <w:pStyle w:val="a6"/>
+        <w:numPr>
+          <w:ilvl w:val="0"/>
+          <w:numId w:val="3"/>
+        </w:numPr>
+        <w:spacing w:line="360" w:lineRule="auto"/>
+        <w:jc w:val="both"/>
+        <w:rPr>
+          <w:iCs/>
+          <w:sz w:val="28"/>
+          <w:szCs w:val="28"/>
+        </w:rPr>
+      </w:pPr>
+      <w:r>
+        <w:rPr>
+          <w:iCs/>
+          <w:sz w:val="28"/>
+          <w:szCs w:val="28"/>
+        </w:rPr>
+        <w:t>написать представление, которое получает все статьи из базы данных;</w:t>
+      </w:r>
+    </w:p>
+    <w:p>
+      <w:pPr>
+        <w:pStyle w:val="a6"/>
+        <w:numPr>
+          <w:ilvl w:val="0"/>
+          <w:numId w:val="3"/>
+        </w:numPr>
+        <w:spacing w:line="360" w:lineRule="auto"/>
+        <w:jc w:val="both"/>
+        <w:rPr>
+          <w:iCs/>
+          <w:sz w:val="28"/>
+          <w:szCs w:val="28"/>
+        </w:rPr>
+      </w:pPr>
+      <w:r>
+        <w:rPr>
+          <w:iCs/>
+          <w:sz w:val="28"/>
+          <w:szCs w:val="28"/>
+        </w:rPr>
+        <w:t>настроить маршрут для вывода архива всех статей на главной странице сайта.</w:t>
+      </w:r>
+    </w:p>
+    <w:p>
+      <w:pPr>
+        <w:rPr>
+          <w:b/>
+          <w:bCs/>
+          <w:sz w:val="28"/>
+          <w:szCs w:val="28"/>
+        </w:rPr>
+      </w:pPr>
+    </w:p>
+    <w:p>
+      <w:pPr>
+        <w:rPr>
+          <w:b/>
+          <w:bCs/>
+          <w:sz w:val="28"/>
+          <w:szCs w:val="28"/>
+        </w:rPr>
+      </w:pPr>
+    </w:p>
+    <w:p>
+      <w:pPr>
+        <w:rPr>
+          <w:b/>
+          <w:bCs/>
+          <w:sz w:val="28"/>
+          <w:szCs w:val="28"/>
+        </w:rPr>
+      </w:pPr>
+    </w:p>
+    <w:p>
+      <w:pPr>
+        <w:rPr>
+          <w:b/>
+          <w:bCs/>
+          <w:sz w:val="28"/>
+          <w:szCs w:val="28"/>
+        </w:rPr>
+      </w:pPr>
+    </w:p>
+    <w:p>
+      <w:pPr>
+        <w:rPr>
+          <w:b/>
+          <w:bCs/>
+          <w:sz w:val="28"/>
+          <w:szCs w:val="28"/>
+        </w:rPr>
+      </w:pPr>
+    </w:p>
+    <w:p>
+      <w:pPr>
+        <w:rPr>
+          <w:b/>
+          <w:bCs/>
+          <w:sz w:val="28"/>
+          <w:szCs w:val="28"/>
+        </w:rPr>
+      </w:pPr>
+    </w:p>
+    <w:p>
+      <w:pPr>
+        <w:rPr>
+          <w:b/>
+          <w:bCs/>
+          <w:sz w:val="28"/>
+          <w:szCs w:val="28"/>
+        </w:rPr>
+      </w:pPr>
+    </w:p>
+    <w:p>
+      <w:pPr>
+        <w:rPr>
+          <w:b/>
+          <w:bCs/>
+          <w:sz w:val="28"/>
+          <w:szCs w:val="28"/>
+        </w:rPr>
+      </w:pPr>
+    </w:p>
+    <w:p>
+      <w:pPr>
+        <w:rPr>
+          <w:b/>
+          <w:bCs/>
+          <w:sz w:val="28"/>
+          <w:szCs w:val="28"/>
+        </w:rPr>
+      </w:pPr>
+    </w:p>
+    <w:p>
+      <w:pPr>
+        <w:rPr>
+          <w:b/>
+          <w:bCs/>
+          <w:sz w:val="28"/>
+          <w:szCs w:val="28"/>
+        </w:rPr>
+      </w:pPr>
+    </w:p>
+    <w:p>
+      <w:pPr>
+        <w:rPr>
+          <w:b/>
+          <w:bCs/>
+          <w:sz w:val="28"/>
+          <w:szCs w:val="28"/>
+        </w:rPr>
+      </w:pPr>
+    </w:p>
+    <w:p>
+      <w:pPr>
+        <w:rPr>
+          <w:b/>
+          <w:bCs/>
+          <w:sz w:val="28"/>
+          <w:szCs w:val="28"/>
+        </w:rPr>
+      </w:pPr>
+    </w:p>
+    <w:p>
+      <w:pPr>
+        <w:rPr>
+          <w:b/>
+          <w:bCs/>
+          <w:sz w:val="28"/>
+          <w:szCs w:val="28"/>
+        </w:rPr>
+      </w:pPr>
+    </w:p>
+    <w:p>
+      <w:pPr>
+        <w:rPr>
+          <w:b/>
+          <w:bCs/>
+          <w:sz w:val="28"/>
+          <w:szCs w:val="28"/>
+        </w:rPr>
+      </w:pPr>
+    </w:p>
+    <w:p>
+      <w:pPr>
+        <w:rPr>
+          <w:b/>
+          <w:bCs/>
+          <w:sz w:val="28"/>
+          <w:szCs w:val="28"/>
+        </w:rPr>
+      </w:pPr>
+    </w:p>
+    <w:p>
+      <w:pPr>
+        <w:rPr>
+          <w:b/>
+          <w:bCs/>
+          <w:sz w:val="28"/>
+          <w:szCs w:val="28"/>
+        </w:rPr>
+      </w:pPr>
+    </w:p>
+    <w:p>
+      <w:pPr>
+        <w:rPr>
+          <w:b/>
+          <w:bCs/>
+          <w:sz w:val="28"/>
+          <w:szCs w:val="28"/>
+        </w:rPr>
+      </w:pPr>
+      <w:r>
+        <w:rPr>
+          <w:b/>
+          <w:bCs/>
+          <w:sz w:val="28"/>
+          <w:szCs w:val="28"/>
+        </w:rPr>
+        <w:lastRenderedPageBreak/>
+        <w:t xml:space="preserve">Создание первой модели данных и её регистрация в административном приложении </w:t>
+      </w:r>
+      <w:proofErr w:type="spellStart"/>
+      <w:r>
+        <w:rPr>
+          <w:b/>
+          <w:bCs/>
+          <w:sz w:val="28"/>
+          <w:szCs w:val="28"/>
+        </w:rPr>
+        <w:t>django</w:t>
+      </w:r>
+      <w:proofErr w:type="spellEnd"/>
       <w:r>
         <w:rPr>
           <w:b/>
@@ -775,6 +1381,7 @@
         <w:rPr>
           <w:b/>
           <w:bCs/>
+          <w:noProof/>
           <w:sz w:val="28"/>
           <w:szCs w:val="28"/>
         </w:rPr>
@@ -861,6 +1468,7 @@
       </w:pPr>
       <w:r>
         <w:rPr>
+          <w:noProof/>
           <w:sz w:val="28"/>
           <w:szCs w:val="28"/>
           <w:lang w:val="en-US"/>
@@ -951,6 +1559,7 @@
         <w:rPr>
           <w:b/>
           <w:bCs/>
+          <w:noProof/>
           <w:sz w:val="28"/>
           <w:szCs w:val="28"/>
         </w:rPr>
@@ -1042,7 +1651,23 @@
           <w:sz w:val="28"/>
           <w:szCs w:val="28"/>
         </w:rPr>
-        <w:t>Перейдите по вкладке Articles и кликните</w:t>
+        <w:t xml:space="preserve">Перейдите по вкладке </w:t>
+      </w:r>
+      <w:proofErr w:type="spellStart"/>
+      <w:r>
+        <w:rPr>
+          <w:sz w:val="28"/>
+          <w:szCs w:val="28"/>
+        </w:rPr>
+        <w:t>Articles</w:t>
+      </w:r>
+      <w:proofErr w:type="spellEnd"/>
+      <w:r>
+        <w:rPr>
+          <w:sz w:val="28"/>
+          <w:szCs w:val="28"/>
+        </w:rPr>
+        <w:t xml:space="preserve"> и кликните</w:t>
       </w:r>
       <w:r>
         <w:rPr>
@@ -1056,8 +1681,17 @@
           <w:sz w:val="28"/>
           <w:szCs w:val="28"/>
         </w:rPr>
-        <w:t>по кнопке “Add article” справа наверху. Заполните поля Title, Author и Text</w:t>
-      </w:r>
+        <w:t>по кнопке “</w:t>
+      </w:r>
+      <w:proofErr w:type="spellStart"/>
+      <w:r>
+        <w:rPr>
+          <w:sz w:val="28"/>
+          <w:szCs w:val="28"/>
+        </w:rPr>
+        <w:t>Add</w:t>
+      </w:r>
+      <w:proofErr w:type="spellEnd"/>
       <w:r>
         <w:rPr>
           <w:sz w:val="28"/>
@@ -1065,6 +1699,61 @@
         </w:rPr>
         <w:t xml:space="preserve"> </w:t>
       </w:r>
+      <w:proofErr w:type="spellStart"/>
+      <w:r>
+        <w:rPr>
+          <w:sz w:val="28"/>
+          <w:szCs w:val="28"/>
+        </w:rPr>
+        <w:t>article</w:t>
+      </w:r>
+      <w:proofErr w:type="spellEnd"/>
+      <w:r>
+        <w:rPr>
+          <w:sz w:val="28"/>
+          <w:szCs w:val="28"/>
+        </w:rPr>
+        <w:t xml:space="preserve">” справа наверху. Заполните поля </w:t>
+      </w:r>
+      <w:proofErr w:type="spellStart"/>
+      <w:r>
+        <w:rPr>
+          <w:sz w:val="28"/>
+          <w:szCs w:val="28"/>
+        </w:rPr>
+        <w:t>Title</w:t>
+      </w:r>
+      <w:proofErr w:type="spellEnd"/>
+      <w:r>
+        <w:rPr>
+          <w:sz w:val="28"/>
+          <w:szCs w:val="28"/>
+        </w:rPr>
+        <w:t xml:space="preserve">, </w:t>
+      </w:r>
+      <w:proofErr w:type="spellStart"/>
+      <w:r>
+        <w:rPr>
+          <w:sz w:val="28"/>
+          <w:szCs w:val="28"/>
+        </w:rPr>
+        <w:t>Author</w:t>
+      </w:r>
+      <w:proofErr w:type="spellEnd"/>
+      <w:r>
+        <w:rPr>
+          <w:sz w:val="28"/>
+          <w:szCs w:val="28"/>
+        </w:rPr>
+        <w:t xml:space="preserve"> и Text</w:t>
+      </w:r>
+      <w:r>
+        <w:rPr>
+          <w:sz w:val="28"/>
+          <w:szCs w:val="28"/>
+        </w:rPr>
+        <w:t xml:space="preserve"> </w:t>
+      </w:r>
       <w:r>
         <w:rPr>
           <w:sz w:val="28"/>
@@ -1126,6 +1815,7 @@
         <w:rPr>
           <w:b/>
           <w:bCs/>
+          <w:noProof/>
           <w:sz w:val="28"/>
           <w:szCs w:val="28"/>
         </w:rPr>
@@ -1228,7 +1918,23 @@
           <w:sz w:val="28"/>
           <w:szCs w:val="28"/>
         </w:rPr>
-        <w:t>программы SQLiteManager) откройте файл базы данных текущего</w:t>
+        <w:t xml:space="preserve">программы </w:t>
+      </w:r>
+      <w:proofErr w:type="spellStart"/>
+      <w:r>
+        <w:rPr>
+          <w:sz w:val="28"/>
+          <w:szCs w:val="28"/>
+        </w:rPr>
+        <w:t>SQLiteManager</w:t>
+      </w:r>
+      <w:proofErr w:type="spellEnd"/>
+      <w:r>
+        <w:rPr>
+          <w:sz w:val="28"/>
+          <w:szCs w:val="28"/>
+        </w:rPr>
+        <w:t>) откройте файл базы данных текущего</w:t>
       </w:r>
     </w:p>
     <w:p>
@@ -1313,6 +2019,7 @@
         <w:rPr>
           <w:b/>
           <w:bCs/>
+          <w:noProof/>
           <w:sz w:val="28"/>
           <w:szCs w:val="28"/>
         </w:rPr>
@@ -1359,24 +2066,25 @@
         <w:rPr>
           <w:sz w:val="28"/>
           <w:szCs w:val="28"/>
+        </w:rPr>
+      </w:pPr>
+      <w:r>
+        <w:rPr>
+          <w:sz w:val="28"/>
+          <w:szCs w:val="28"/>
+        </w:rPr>
+        <w:t xml:space="preserve">Рис. 5 – изменение статей через </w:t>
+      </w:r>
+      <w:proofErr w:type="spellStart"/>
+      <w:r>
+        <w:rPr>
+          <w:sz w:val="28"/>
+          <w:szCs w:val="28"/>
           <w:lang w:val="en-US"/>
         </w:rPr>
-      </w:pPr>
-      <w:r>
-        <w:rPr>
-          <w:sz w:val="28"/>
-          <w:szCs w:val="28"/>
-        </w:rPr>
-        <w:t xml:space="preserve">Рис. 5 – изменение статей через </w:t>
-      </w:r>
-      <w:r>
-        <w:rPr>
-          <w:sz w:val="28"/>
-          <w:szCs w:val="28"/>
-          <w:lang w:val="en-US"/>
-        </w:rPr>
         <w:t>sqlitebrowser</w:t>
       </w:r>
+      <w:proofErr w:type="spellEnd"/>
     </w:p>
     <w:p>
       <w:pPr>
@@ -1384,45 +2092,26 @@
         <w:rPr>
           <w:sz w:val="28"/>
           <w:szCs w:val="28"/>
-          <w:lang w:val="en-US"/>
-        </w:rPr>
-      </w:pPr>
-    </w:p>
-    <w:p>
-      <w:pPr>
-        <w:rPr>
-          <w:b/>
-          <w:bCs/>
-          <w:sz w:val="28"/>
-          <w:szCs w:val="28"/>
-        </w:rPr>
-      </w:pPr>
-      <w:r>
-        <w:rPr>
-          <w:b/>
-          <w:bCs/>
-          <w:sz w:val="28"/>
-          <w:szCs w:val="28"/>
-        </w:rPr>
-        <w:t>Динамическое генерирование шаблона для вывода всех экземпляров</w:t>
-      </w:r>
-      <w:r>
-        <w:rPr>
-          <w:b/>
-          <w:bCs/>
-          <w:sz w:val="28"/>
-          <w:szCs w:val="28"/>
-        </w:rPr>
-        <w:t xml:space="preserve"> </w:t>
-      </w:r>
-      <w:r>
-        <w:rPr>
-          <w:b/>
-          <w:bCs/>
-          <w:sz w:val="28"/>
-          <w:szCs w:val="28"/>
-        </w:rPr>
-        <w:t>этой модели.</w:t>
+        </w:rPr>
+      </w:pPr>
+    </w:p>
+    <w:p>
+      <w:pPr>
+        <w:rPr>
+          <w:b/>
+          <w:bCs/>
+          <w:sz w:val="28"/>
+          <w:szCs w:val="28"/>
+        </w:rPr>
+      </w:pPr>
+      <w:r>
+        <w:rPr>
+          <w:b/>
+          <w:bCs/>
+          <w:sz w:val="28"/>
+          <w:szCs w:val="28"/>
+        </w:rPr>
+        <w:t>Динамическое генерирование шаблона для вывода всех экземпляров этой модели.</w:t>
       </w:r>
     </w:p>
     <w:p>
@@ -1622,7 +2311,33 @@
           <w:szCs w:val="18"/>
           <w:lang w:val="en-US" w:eastAsia="ru-RU"/>
         </w:rPr>
-        <w:t>"ru"</w:t>
+        <w:t>"</w:t>
+      </w:r>
+      <w:proofErr w:type="spellStart"/>
+      <w:r>
+        <w:rPr>
+          <w:rFonts w:ascii="Courier New" w:hAnsi="Courier New" w:cs="Courier New"/>
+          <w:b/>
+          <w:bCs/>
+          <w:color w:val="8000FF"/>
+          <w:sz w:val="18"/>
+          <w:szCs w:val="18"/>
+          <w:lang w:val="en-US" w:eastAsia="ru-RU"/>
+        </w:rPr>
+        <w:t>ru</w:t>
+      </w:r>
+      <w:proofErr w:type="spellEnd"/>
+      <w:r>
+        <w:rPr>
+          <w:rFonts w:ascii="Courier New" w:hAnsi="Courier New" w:cs="Courier New"/>
+          <w:b/>
+          <w:bCs/>
+          <w:color w:val="8000FF"/>
+          <w:sz w:val="18"/>
+          <w:szCs w:val="18"/>
+          <w:lang w:val="en-US" w:eastAsia="ru-RU"/>
+        </w:rPr>
+        <w:t>"</w:t>
       </w:r>
       <w:r>
         <w:rPr>
@@ -2085,8 +2800,20 @@
           <w:szCs w:val="18"/>
           <w:lang w:val="en-US" w:eastAsia="ru-RU"/>
         </w:rPr>
-        <w:t>&lt;img</w:t>
-      </w:r>
+        <w:t>&lt;</w:t>
+      </w:r>
+      <w:proofErr w:type="spellStart"/>
+      <w:r>
+        <w:rPr>
+          <w:rFonts w:ascii="Courier New" w:hAnsi="Courier New" w:cs="Courier New"/>
+          <w:color w:val="0000FF"/>
+          <w:sz w:val="18"/>
+          <w:szCs w:val="18"/>
+          <w:lang w:val="en-US" w:eastAsia="ru-RU"/>
+        </w:rPr>
+        <w:t>img</w:t>
+      </w:r>
+      <w:proofErr w:type="spellEnd"/>
       <w:r>
         <w:rPr>
           <w:rFonts w:ascii="Courier New" w:hAnsi="Courier New" w:cs="Courier New"/>
@@ -2097,6 +2824,7 @@
         </w:rPr>
         <w:t xml:space="preserve"> </w:t>
       </w:r>
+      <w:proofErr w:type="spellStart"/>
       <w:r>
         <w:rPr>
           <w:rFonts w:ascii="Courier New" w:hAnsi="Courier New" w:cs="Courier New"/>
@@ -2107,6 +2835,7 @@
         </w:rPr>
         <w:t>src</w:t>
       </w:r>
+      <w:proofErr w:type="spellEnd"/>
       <w:r>
         <w:rPr>
           <w:rFonts w:ascii="Courier New" w:hAnsi="Courier New" w:cs="Courier New"/>
@@ -2127,7 +2856,33 @@
           <w:szCs w:val="18"/>
           <w:lang w:val="en-US" w:eastAsia="ru-RU"/>
         </w:rPr>
-        <w:t>"{% static 'img/logo.png'%}"</w:t>
+        <w:t>"{% static '</w:t>
+      </w:r>
+      <w:proofErr w:type="spellStart"/>
+      <w:r>
+        <w:rPr>
+          <w:rFonts w:ascii="Courier New" w:hAnsi="Courier New" w:cs="Courier New"/>
+          <w:b/>
+          <w:bCs/>
+          <w:color w:val="8000FF"/>
+          <w:sz w:val="18"/>
+          <w:szCs w:val="18"/>
+          <w:lang w:val="en-US" w:eastAsia="ru-RU"/>
+        </w:rPr>
+        <w:t>img</w:t>
+      </w:r>
+      <w:proofErr w:type="spellEnd"/>
+      <w:r>
+        <w:rPr>
+          <w:rFonts w:ascii="Courier New" w:hAnsi="Courier New" w:cs="Courier New"/>
+          <w:b/>
+          <w:bCs/>
+          <w:color w:val="8000FF"/>
+          <w:sz w:val="18"/>
+          <w:szCs w:val="18"/>
+          <w:lang w:val="en-US" w:eastAsia="ru-RU"/>
+        </w:rPr>
+        <w:t>/logo.png'%}"</w:t>
       </w:r>
       <w:r>
         <w:rPr>
@@ -2579,7 +3334,33 @@
           <w:szCs w:val="18"/>
           <w:lang w:val="en-US" w:eastAsia="ru-RU"/>
         </w:rPr>
-        <w:t>{ post.title }}</w:t>
+        <w:t xml:space="preserve">{ </w:t>
+      </w:r>
+      <w:proofErr w:type="spellStart"/>
+      <w:r>
+        <w:rPr>
+          <w:rFonts w:ascii="Courier New" w:hAnsi="Courier New" w:cs="Courier New"/>
+          <w:b/>
+          <w:bCs/>
+          <w:color w:val="000000"/>
+          <w:sz w:val="18"/>
+          <w:szCs w:val="18"/>
+          <w:lang w:val="en-US" w:eastAsia="ru-RU"/>
+        </w:rPr>
+        <w:t>post.title</w:t>
+      </w:r>
+      <w:proofErr w:type="spellEnd"/>
+      <w:r>
+        <w:rPr>
+          <w:rFonts w:ascii="Courier New" w:hAnsi="Courier New" w:cs="Courier New"/>
+          <w:b/>
+          <w:bCs/>
+          <w:color w:val="000000"/>
+          <w:sz w:val="18"/>
+          <w:szCs w:val="18"/>
+          <w:lang w:val="en-US" w:eastAsia="ru-RU"/>
+        </w:rPr>
+        <w:t xml:space="preserve"> }}</w:t>
       </w:r>
       <w:r>
         <w:rPr>
@@ -2809,7 +3590,33 @@
           <w:szCs w:val="18"/>
           <w:lang w:val="en-US" w:eastAsia="ru-RU"/>
         </w:rPr>
-        <w:t>{ post.author.username }}</w:t>
+        <w:t xml:space="preserve">{ </w:t>
+      </w:r>
+      <w:proofErr w:type="spellStart"/>
+      <w:r>
+        <w:rPr>
+          <w:rFonts w:ascii="Courier New" w:hAnsi="Courier New" w:cs="Courier New"/>
+          <w:b/>
+          <w:bCs/>
+          <w:color w:val="000000"/>
+          <w:sz w:val="18"/>
+          <w:szCs w:val="18"/>
+          <w:lang w:val="en-US" w:eastAsia="ru-RU"/>
+        </w:rPr>
+        <w:t>post.author.username</w:t>
+      </w:r>
+      <w:proofErr w:type="spellEnd"/>
+      <w:r>
+        <w:rPr>
+          <w:rFonts w:ascii="Courier New" w:hAnsi="Courier New" w:cs="Courier New"/>
+          <w:b/>
+          <w:bCs/>
+          <w:color w:val="000000"/>
+          <w:sz w:val="18"/>
+          <w:szCs w:val="18"/>
+          <w:lang w:val="en-US" w:eastAsia="ru-RU"/>
+        </w:rPr>
+        <w:t xml:space="preserve"> }}</w:t>
       </w:r>
       <w:r>
         <w:rPr>
@@ -2942,7 +3749,33 @@
           <w:szCs w:val="18"/>
           <w:lang w:val="en-US" w:eastAsia="ru-RU"/>
         </w:rPr>
-        <w:t>{ post.created_date }}</w:t>
+        <w:t xml:space="preserve">{ </w:t>
+      </w:r>
+      <w:proofErr w:type="spellStart"/>
+      <w:r>
+        <w:rPr>
+          <w:rFonts w:ascii="Courier New" w:hAnsi="Courier New" w:cs="Courier New"/>
+          <w:b/>
+          <w:bCs/>
+          <w:color w:val="000000"/>
+          <w:sz w:val="18"/>
+          <w:szCs w:val="18"/>
+          <w:lang w:val="en-US" w:eastAsia="ru-RU"/>
+        </w:rPr>
+        <w:t>post.created_date</w:t>
+      </w:r>
+      <w:proofErr w:type="spellEnd"/>
+      <w:r>
+        <w:rPr>
+          <w:rFonts w:ascii="Courier New" w:hAnsi="Courier New" w:cs="Courier New"/>
+          <w:b/>
+          <w:bCs/>
+          <w:color w:val="000000"/>
+          <w:sz w:val="18"/>
+          <w:szCs w:val="18"/>
+          <w:lang w:val="en-US" w:eastAsia="ru-RU"/>
+        </w:rPr>
+        <w:t xml:space="preserve"> }}</w:t>
       </w:r>
       <w:r>
         <w:rPr>
@@ -3120,7 +3953,33 @@
           <w:szCs w:val="18"/>
           <w:lang w:val="en-US" w:eastAsia="ru-RU"/>
         </w:rPr>
-        <w:t>{ post.get_excerpt }}</w:t>
+        <w:t xml:space="preserve">{ </w:t>
+      </w:r>
+      <w:proofErr w:type="spellStart"/>
+      <w:r>
+        <w:rPr>
+          <w:rFonts w:ascii="Courier New" w:hAnsi="Courier New" w:cs="Courier New"/>
+          <w:b/>
+          <w:bCs/>
+          <w:color w:val="000000"/>
+          <w:sz w:val="18"/>
+          <w:szCs w:val="18"/>
+          <w:lang w:val="en-US" w:eastAsia="ru-RU"/>
+        </w:rPr>
+        <w:t>post.get_excerpt</w:t>
+      </w:r>
+      <w:proofErr w:type="spellEnd"/>
+      <w:r>
+        <w:rPr>
+          <w:rFonts w:ascii="Courier New" w:hAnsi="Courier New" w:cs="Courier New"/>
+          <w:b/>
+          <w:bCs/>
+          <w:color w:val="000000"/>
+          <w:sz w:val="18"/>
+          <w:szCs w:val="18"/>
+          <w:lang w:val="en-US" w:eastAsia="ru-RU"/>
+        </w:rPr>
+        <w:t xml:space="preserve"> }}</w:t>
       </w:r>
       <w:r>
         <w:rPr>
@@ -3210,7 +4069,33 @@
           <w:szCs w:val="18"/>
           <w:lang w:val="en-US" w:eastAsia="ru-RU"/>
         </w:rPr>
-        <w:t xml:space="preserve">    {% endfor %}</w:t>
+        <w:t xml:space="preserve">    {% </w:t>
+      </w:r>
+      <w:proofErr w:type="spellStart"/>
+      <w:r>
+        <w:rPr>
+          <w:rFonts w:ascii="Courier New" w:hAnsi="Courier New" w:cs="Courier New"/>
+          <w:b/>
+          <w:bCs/>
+          <w:color w:val="000000"/>
+          <w:sz w:val="18"/>
+          <w:szCs w:val="18"/>
+          <w:lang w:val="en-US" w:eastAsia="ru-RU"/>
+        </w:rPr>
+        <w:t>endfor</w:t>
+      </w:r>
+      <w:proofErr w:type="spellEnd"/>
+      <w:r>
+        <w:rPr>
+          <w:rFonts w:ascii="Courier New" w:hAnsi="Courier New" w:cs="Courier New"/>
+          <w:b/>
+          <w:bCs/>
+          <w:color w:val="000000"/>
+          <w:sz w:val="18"/>
+          <w:szCs w:val="18"/>
+          <w:lang w:val="en-US" w:eastAsia="ru-RU"/>
+        </w:rPr>
+        <w:t xml:space="preserve"> %}</w:t>
       </w:r>
     </w:p>
     <w:p>
@@ -3368,6 +4253,7 @@
       </w:pPr>
       <w:r>
         <w:rPr>
+          <w:noProof/>
           <w:sz w:val="28"/>
           <w:szCs w:val="28"/>
           <w:lang w:val="en-US"/>
@@ -3461,6 +4347,7 @@
         <w:rPr>
           <w:b/>
           <w:bCs/>
+          <w:noProof/>
           <w:sz w:val="28"/>
           <w:szCs w:val="28"/>
           <w:lang w:val="en-US"/>
@@ -3550,6 +4437,7 @@
         <w:rPr>
           <w:b/>
           <w:bCs/>
+          <w:noProof/>
           <w:sz w:val="28"/>
           <w:szCs w:val="28"/>
         </w:rPr>
@@ -3617,8 +4505,234 @@
           <w:sz w:val="28"/>
           <w:szCs w:val="28"/>
         </w:rPr>
-        <w:t xml:space="preserve"> - результат</w:t>
-      </w:r>
+        <w:t xml:space="preserve"> </w:t>
+      </w:r>
+      <w:r>
+        <w:rPr>
+          <w:sz w:val="28"/>
+          <w:szCs w:val="28"/>
+        </w:rPr>
+        <w:t>–</w:t>
+      </w:r>
+      <w:r>
+        <w:rPr>
+          <w:sz w:val="28"/>
+          <w:szCs w:val="28"/>
+        </w:rPr>
+        <w:t xml:space="preserve"> результат</w:t>
+      </w:r>
+    </w:p>
+    <w:p>
+      <w:pPr>
+        <w:jc w:val="center"/>
+        <w:rPr>
+          <w:sz w:val="28"/>
+          <w:szCs w:val="28"/>
+        </w:rPr>
+      </w:pPr>
+    </w:p>
+    <w:p>
+      <w:pPr>
+        <w:jc w:val="center"/>
+        <w:rPr>
+          <w:sz w:val="28"/>
+          <w:szCs w:val="28"/>
+        </w:rPr>
+      </w:pPr>
+    </w:p>
+    <w:p>
+      <w:pPr>
+        <w:jc w:val="center"/>
+        <w:rPr>
+          <w:sz w:val="28"/>
+          <w:szCs w:val="28"/>
+        </w:rPr>
+      </w:pPr>
+    </w:p>
+    <w:p>
+      <w:pPr>
+        <w:jc w:val="center"/>
+        <w:rPr>
+          <w:sz w:val="28"/>
+          <w:szCs w:val="28"/>
+        </w:rPr>
+      </w:pPr>
+    </w:p>
+    <w:p>
+      <w:pPr>
+        <w:jc w:val="center"/>
+        <w:rPr>
+          <w:sz w:val="28"/>
+          <w:szCs w:val="28"/>
+        </w:rPr>
+      </w:pPr>
+    </w:p>
+    <w:p>
+      <w:pPr>
+        <w:jc w:val="center"/>
+        <w:rPr>
+          <w:sz w:val="28"/>
+          <w:szCs w:val="28"/>
+        </w:rPr>
+      </w:pPr>
+    </w:p>
+    <w:p>
+      <w:pPr>
+        <w:jc w:val="center"/>
+        <w:rPr>
+          <w:sz w:val="28"/>
+          <w:szCs w:val="28"/>
+        </w:rPr>
+      </w:pPr>
+    </w:p>
+    <w:p>
+      <w:pPr>
+        <w:jc w:val="center"/>
+        <w:rPr>
+          <w:sz w:val="28"/>
+          <w:szCs w:val="28"/>
+        </w:rPr>
+      </w:pPr>
+    </w:p>
+    <w:p>
+      <w:pPr>
+        <w:jc w:val="center"/>
+        <w:rPr>
+          <w:sz w:val="28"/>
+          <w:szCs w:val="28"/>
+        </w:rPr>
+      </w:pPr>
+    </w:p>
+    <w:p>
+      <w:pPr>
+        <w:jc w:val="center"/>
+        <w:rPr>
+          <w:sz w:val="28"/>
+          <w:szCs w:val="28"/>
+        </w:rPr>
+      </w:pPr>
+    </w:p>
+    <w:p>
+      <w:pPr>
+        <w:jc w:val="center"/>
+        <w:rPr>
+          <w:sz w:val="28"/>
+          <w:szCs w:val="28"/>
+        </w:rPr>
+      </w:pPr>
+    </w:p>
+    <w:p>
+      <w:pPr>
+        <w:jc w:val="center"/>
+        <w:rPr>
+          <w:sz w:val="28"/>
+          <w:szCs w:val="28"/>
+        </w:rPr>
+      </w:pPr>
+    </w:p>
+    <w:p>
+      <w:pPr>
+        <w:spacing w:line="360" w:lineRule="auto"/>
+        <w:rPr>
+          <w:b/>
+          <w:bCs/>
+          <w:iCs/>
+          <w:sz w:val="28"/>
+          <w:szCs w:val="28"/>
+        </w:rPr>
+      </w:pPr>
+      <w:r>
+        <w:rPr>
+          <w:b/>
+          <w:bCs/>
+          <w:iCs/>
+          <w:sz w:val="28"/>
+          <w:szCs w:val="28"/>
+        </w:rPr>
+        <w:lastRenderedPageBreak/>
+        <w:t>Вывод:</w:t>
+      </w:r>
+    </w:p>
+    <w:p>
+      <w:pPr>
+        <w:spacing w:line="360" w:lineRule="auto"/>
+        <w:rPr>
+          <w:iCs/>
+          <w:sz w:val="28"/>
+          <w:szCs w:val="28"/>
+        </w:rPr>
+      </w:pPr>
+      <w:r>
+        <w:rPr>
+          <w:iCs/>
+          <w:sz w:val="28"/>
+          <w:szCs w:val="28"/>
+        </w:rPr>
+        <w:t xml:space="preserve">В результате выполнения лабораторной работы были изучены основы работы с моделями данных в </w:t>
+      </w:r>
+      <w:proofErr w:type="spellStart"/>
+      <w:r>
+        <w:rPr>
+          <w:iCs/>
+          <w:sz w:val="28"/>
+          <w:szCs w:val="28"/>
+        </w:rPr>
+        <w:t>Django</w:t>
+      </w:r>
+      <w:proofErr w:type="spellEnd"/>
+      <w:r>
+        <w:rPr>
+          <w:iCs/>
+          <w:sz w:val="28"/>
+          <w:szCs w:val="28"/>
+        </w:rPr>
+        <w:t xml:space="preserve">. Были получены практические навыки создания модели, её регистрации в административной панели, выполнения миграций, создания записей в базе данных и вывода всех экземпляров модели на страницу с помощью шаблона и представления. Лабораторная работа позволила понять, как в </w:t>
+      </w:r>
+      <w:proofErr w:type="spellStart"/>
+      <w:r>
+        <w:rPr>
+          <w:iCs/>
+          <w:sz w:val="28"/>
+          <w:szCs w:val="28"/>
+        </w:rPr>
+        <w:t>Django</w:t>
+      </w:r>
+      <w:proofErr w:type="spellEnd"/>
+      <w:r>
+        <w:rPr>
+          <w:iCs/>
+          <w:sz w:val="28"/>
+          <w:szCs w:val="28"/>
+        </w:rPr>
+        <w:t xml:space="preserve"> связаны модель, административный интерфейс, представление, маршрутизация и шаблон, а также показала полный цикл работы с данными в </w:t>
+      </w:r>
+      <w:proofErr w:type="spellStart"/>
+      <w:r>
+        <w:rPr>
+          <w:iCs/>
+          <w:sz w:val="28"/>
+          <w:szCs w:val="28"/>
+        </w:rPr>
+        <w:t>web</w:t>
+      </w:r>
+      <w:proofErr w:type="spellEnd"/>
+      <w:r>
+        <w:rPr>
+          <w:iCs/>
+          <w:sz w:val="28"/>
+          <w:szCs w:val="28"/>
+        </w:rPr>
+        <w:t>-приложении.</w:t>
+      </w:r>
+    </w:p>
+    <w:p>
+      <w:pPr>
+        <w:jc w:val="center"/>
+        <w:rPr>
+          <w:sz w:val="28"/>
+          <w:szCs w:val="28"/>
+        </w:rPr>
+      </w:pPr>
     </w:p>
     <w:sectPr>
       <w:pgSz w:w="11906" w:h="16838"/>
@@ -3633,6 +4747,92 @@
 <file path=word/numbering.xml><?xml version="1.0" encoding="utf-8"?>
 <w:numbering xmlns:wpc="http://schemas.microsoft.com/office/word/2010/wordprocessingCanvas" xmlns:cx="http://schemas.microsoft.com/office/drawing/2014/chartex" xmlns:cx1="http://schemas.microsoft.com/office/drawing/2015/9/8/chartex" xmlns:cx2="http://schemas.microsoft.com/office/drawing/2015/10/21/chartex" xmlns:cx3="http://schemas.microsoft.com/office/drawing/2016/5/9/chartex" xmlns:cx4="http://schemas.microsoft.com/office/drawing/2016/5/10/chartex" xmlns:cx5="http://schemas.microsoft.com/office/drawing/2016/5/11/chartex" xmlns:cx6="http://schemas.microsoft.com/office/drawing/2016/5/12/chartex" xmlns:cx7="http://schemas.microsoft.com/office/drawing/2016/5/13/chartex" xmlns:cx8="http://schemas.microsoft.com/office/drawing/2016/5/14/chartex" xmlns:mc="http://schemas.openxmlformats.org/markup-compatibility/2006" xmlns:aink="http://schemas.microsoft.com/office/drawing/2016/ink" xmlns:am3d="http://schemas.microsoft.com/office/drawing/2017/model3d" xmlns:o="urn:schemas-microsoft-com:office:office" xmlns:r="http://schemas.openxmlformats.org/officeDocument/2006/relationships" xmlns:m="http://schemas.openxmlformats.org/officeDocument/2006/math" xmlns:v="urn:schemas-microsoft-com:vml" xmlns:wp14="http://schemas.microsoft.com/office/word/2010/wordprocessingDrawing" xmlns:wp="http://schemas.openxmlformats.org/drawingml/2006/wordprocessingDrawing" xmlns:w10="urn:schemas-microsoft-com:office:word" xmlns:w="http://schemas.openxmlformats.org/wordprocessingml/2006/main" xmlns:w14="http://schemas.microsoft.com/office/word/2010/wordml" xmlns:w15="http://schemas.microsoft.com/office/word/2012/wordml" xmlns:w16cex="http://schemas.microsoft.com/office/word/2018/wordml/cex" xmlns:w16cid="http://schemas.microsoft.com/office/word/2016/wordml/cid" xmlns:w16="http://schemas.microsoft.com/office/word/2018/wordml" xmlns:w16sdtdh="http://schemas.microsoft.com/office/word/2020/wordml/sdtdatahash" xmlns:w16se="http://schemas.microsoft.com/office/word/2015/wordml/symex" xmlns:wpg="http://schemas.microsoft.com/office/word/2010/wordprocessingGroup" xmlns:wpi="http://schemas.microsoft.com/office/word/2010/wordprocessingInk" xmlns:wne="http://schemas.microsoft.com/office/word/2006/wordml" xmlns:wps="http://schemas.microsoft.com/office/word/2010/wordprocessingShape" mc:Ignorable="w14 w15 w16se w16cid w16 w16cex w16sdtdh wp14">
   <w:abstractNum w:abstractNumId="0" w15:restartNumberingAfterBreak="0">
+    <w:nsid w:val="23024C7D"/>
+    <w:multiLevelType w:val="hybridMultilevel"/>
+    <w:tmpl w:val="5AEA3198"/>
+    <w:lvl w:ilvl="0" w:tplc="0419000F">
+      <w:start w:val="1"/>
+      <w:numFmt w:val="decimal"/>
+      <w:lvlText w:val="%1."/>
+      <w:lvlJc w:val="left"/>
+      <w:pPr>
+        <w:ind w:left="720" w:hanging="360"/>
+      </w:pPr>
+    </w:lvl>
+    <w:lvl w:ilvl="1" w:tplc="04190019">
+      <w:start w:val="1"/>
+      <w:numFmt w:val="lowerLetter"/>
+      <w:lvlText w:val="%2."/>
+      <w:lvlJc w:val="left"/>
+      <w:pPr>
+        <w:ind w:left="1440" w:hanging="360"/>
+      </w:pPr>
+    </w:lvl>
+    <w:lvl w:ilvl="2" w:tplc="0419001B">
+      <w:start w:val="1"/>
+      <w:numFmt w:val="lowerRoman"/>
+      <w:lvlText w:val="%3."/>
+      <w:lvlJc w:val="right"/>
+      <w:pPr>
+        <w:ind w:left="2160" w:hanging="180"/>
+      </w:pPr>
+    </w:lvl>
+    <w:lvl w:ilvl="3" w:tplc="0419000F">
+      <w:start w:val="1"/>
+      <w:numFmt w:val="decimal"/>
+      <w:lvlText w:val="%4."/>
+      <w:lvlJc w:val="left"/>
+      <w:pPr>
+        <w:ind w:left="2880" w:hanging="360"/>
+      </w:pPr>
+    </w:lvl>
+    <w:lvl w:ilvl="4" w:tplc="04190019">
+      <w:start w:val="1"/>
+      <w:numFmt w:val="lowerLetter"/>
+      <w:lvlText w:val="%5."/>
+      <w:lvlJc w:val="left"/>
+      <w:pPr>
+        <w:ind w:left="3600" w:hanging="360"/>
+      </w:pPr>
+    </w:lvl>
+    <w:lvl w:ilvl="5" w:tplc="0419001B">
+      <w:start w:val="1"/>
+      <w:numFmt w:val="lowerRoman"/>
+      <w:lvlText w:val="%6."/>
+      <w:lvlJc w:val="right"/>
+      <w:pPr>
+        <w:ind w:left="4320" w:hanging="180"/>
+      </w:pPr>
+    </w:lvl>
+    <w:lvl w:ilvl="6" w:tplc="0419000F">
+      <w:start w:val="1"/>
+      <w:numFmt w:val="decimal"/>
+      <w:lvlText w:val="%7."/>
+      <w:lvlJc w:val="left"/>
+      <w:pPr>
+        <w:ind w:left="5040" w:hanging="360"/>
+      </w:pPr>
+    </w:lvl>
+    <w:lvl w:ilvl="7" w:tplc="04190019">
+      <w:start w:val="1"/>
+      <w:numFmt w:val="lowerLetter"/>
+      <w:lvlText w:val="%8."/>
+      <w:lvlJc w:val="left"/>
+      <w:pPr>
+        <w:ind w:left="5760" w:hanging="360"/>
+      </w:pPr>
+    </w:lvl>
+    <w:lvl w:ilvl="8" w:tplc="0419001B">
+      <w:start w:val="1"/>
+      <w:numFmt w:val="lowerRoman"/>
+      <w:lvlText w:val="%9."/>
+      <w:lvlJc w:val="right"/>
+      <w:pPr>
+        <w:ind w:left="6480" w:hanging="180"/>
+      </w:pPr>
+    </w:lvl>
+  </w:abstractNum>
+  <w:abstractNum w:abstractNumId="1" w15:restartNumberingAfterBreak="0">
     <w:nsid w:val="508A09B4"/>
     <w:multiLevelType w:val="multilevel"/>
     <w:tmpl w:val="C61220EE"/>
@@ -3745,7 +4945,7 @@
       </w:pPr>
     </w:lvl>
   </w:abstractNum>
-  <w:abstractNum w:abstractNumId="1" w15:restartNumberingAfterBreak="0">
+  <w:abstractNum w:abstractNumId="2" w15:restartNumberingAfterBreak="0">
     <w:nsid w:val="70DA2DE7"/>
     <w:multiLevelType w:val="multilevel"/>
     <w:tmpl w:val="4BFEC70C"/>
@@ -3895,10 +5095,40 @@
     </w:lvl>
   </w:abstractNum>
   <w:num w:numId="1">
+    <w:abstractNumId w:val="2"/>
+  </w:num>
+  <w:num w:numId="2">
     <w:abstractNumId w:val="1"/>
   </w:num>
-  <w:num w:numId="2">
+  <w:num w:numId="3">
     <w:abstractNumId w:val="0"/>
+    <w:lvlOverride w:ilvl="0">
+      <w:startOverride w:val="1"/>
+    </w:lvlOverride>
+    <w:lvlOverride w:ilvl="1">
+      <w:startOverride w:val="1"/>
+    </w:lvlOverride>
+    <w:lvlOverride w:ilvl="2">
+      <w:startOverride w:val="1"/>
+    </w:lvlOverride>
+    <w:lvlOverride w:ilvl="3">
+      <w:startOverride w:val="1"/>
+    </w:lvlOverride>
+    <w:lvlOverride w:ilvl="4">
+      <w:startOverride w:val="1"/>
+    </w:lvlOverride>
+    <w:lvlOverride w:ilvl="5">
+      <w:startOverride w:val="1"/>
+    </w:lvlOverride>
+    <w:lvlOverride w:ilvl="6">
+      <w:startOverride w:val="1"/>
+    </w:lvlOverride>
+    <w:lvlOverride w:ilvl="7">
+      <w:startOverride w:val="1"/>
+    </w:lvlOverride>
+    <w:lvlOverride w:ilvl="8">
+      <w:startOverride w:val="1"/>
+    </w:lvlOverride>
   </w:num>
 </w:numbering>
 </file>
@@ -4100,7 +5330,7 @@
     <w:lsdException w:name="Medium Shading 2 Accent 1" w:uiPriority="64"/>
     <w:lsdException w:name="Medium List 1 Accent 1" w:uiPriority="65"/>
     <w:lsdException w:name="Revision" w:semiHidden="1"/>
-    <w:lsdException w:name="List Paragraph" w:uiPriority="34" w:qFormat="1"/>
+    <w:lsdException w:name="List Paragraph" w:uiPriority="1" w:qFormat="1"/>
     <w:lsdException w:name="Quote" w:uiPriority="29" w:qFormat="1"/>
     <w:lsdException w:name="Intense Quote" w:uiPriority="30" w:qFormat="1"/>
     <w:lsdException w:name="Medium List 2 Accent 1" w:uiPriority="66"/>
@@ -4670,6 +5900,16 @@
       <w:szCs w:val="20"/>
     </w:rPr>
   </w:style>
+  <w:style w:type="paragraph" w:styleId="a6">
+    <w:name w:val="List Paragraph"/>
+    <w:basedOn w:val="a"/>
+    <w:uiPriority w:val="1"/>
+    <w:qFormat/>
+    <w:rsid w:val="001B099B"/>
+    <w:pPr>
+      <w:ind w:left="862" w:hanging="360"/>
+    </w:pPr>
+  </w:style>
 </w:styles>
 </file>
 
